--- a/Metodbeskrivning prioritering avloppsledningar.docx
+++ b/Metodbeskrivning prioritering avloppsledningar.docx
@@ -2025,7 +2025,7 @@
               <w:spacing w:after="0"/>
             </w:pPr>
             <w:r>
-              <w:t xml:space="preserve">A – Åtgärd snarast</w:t>
+              <w:t xml:space="preserve">A – Åtgärda</w:t>
             </w:r>
           </w:p>
         </w:tc>
@@ -2861,7 +2861,7 @@
         <w:t xml:space="preserve">Svackor, bakfall och lutning</w:t>
       </w:r>
       <w:r>
-        <w:t xml:space="preserve"> – beräknas ur inklinometerprofilen när sådan finns. Svackdjupet är det största vattendjup som blir stående i en svacka, det vill säga hur mycket lägre en punkt ligger än både sin uppströms- och nedströmskant (så kallad fill-metod i flödesriktningen). Svacklängd är den sträcka där stående vatten överstiger 1 cm och bakfall den sammanlagda längden där ledningen lutar mot flödesriktningen (mer än 5 ‰). Svackdjupet sätts också i relation till rördiametern. Stora svackor ger sediment- och kapacitetsproblem och kan motivera åtgärd även utan konstruktionsskador. Inklinometerprofiler kan drifta; om inklinometerns fall avviker mer än 0,3 m eller 50 % från brunnshöjderna markeras profilen som osäker.</w:t>
+        <w:t xml:space="preserve"> – beräknas ur inklinometerprofilen när sådan finns. Svackdjupet är det största stående vattendjupet: vattnet kan bara lämna ledningen nedströms, så vattenytan i varje punkt ligger på den högsta punkten nedströms om den, och djupet är skillnaden mellan den nivån och punktens höjd. Ligger hela ledningen i bakfall räknas djupet därför upp till utloppets höjd. Svacklängd är den sträcka där stående vatten överstiger 1 cm och bakfall den sammanlagda längden där ledningen lutar mot flödesriktningen (mer än 5 ‰). Svackdjupet sätts också i relation till rördiametern. Stora svackor ger sediment- och kapacitetsproblem och kan motivera åtgärd även utan konstruktionsskador. Inklinometerprofiler kan drifta; om inklinometerns fall avviker mer än 0,3 m eller 50 % från brunnshöjderna markeras profilen som osäker.</w:t>
       </w:r>
     </w:p>
     <w:p>

--- a/Metodbeskrivning prioritering avloppsledningar.docx
+++ b/Metodbeskrivning prioritering avloppsledningar.docx
@@ -1791,17 +1791,68 @@
         <w:t xml:space="preserve">0,5</w:t>
       </w:r>
       <w:r>
-        <w:t xml:space="preserve">. Löpande skador (markerade A1 … B1 i filen) räknas </w:t>
-      </w:r>
+        <w:t xml:space="preserve">.</w:t>
+      </w:r>
+    </w:p>
+    <w:p>
+      <w:pPr>
+        <w:spacing w:after="120"/>
+      </w:pPr>
       <w:r>
         <w:rPr>
           <w:b/>
           <w:bCs/>
         </w:rPr>
-        <w:t xml:space="preserve">en gång</w:t>
-      </w:r>
-      <w:r>
-        <w:t xml:space="preserve">, vid startmarkeringen; längden på den löpande skadan redovisas separat.</w:t>
+        <w:t xml:space="preserve">Löpande skador</w:t>
+      </w:r>
+      <w:r>
+        <w:t xml:space="preserve"> (markerade A1 … B1 i filen) räknas vid startmarkeringen och </w:t>
+      </w:r>
+      <w:r>
+        <w:rPr>
+          <w:b/>
+          <w:bCs/>
+        </w:rPr>
+        <w:t xml:space="preserve">viktas med längden</w:t>
+      </w:r>
+      <w:r>
+        <w:t xml:space="preserve">: poängen multipliceras med längden delad med 10 m, dock minst 1 och högst 5. En 30 m löpande ytskada grad 3 räknas alltså som tre punktskador (30 p), och ingen löpande skada räknas som mer än fem (max 150 p för grad 4). Utan viktning räknades en 100 m lång skada lika som en enda punkt; med viktning värderas den som fem. Enhet och tak kan ändras i KONFIG (</w:t>
+      </w:r>
+      <w:r>
+        <w:rPr>
+          <w:rFonts w:ascii="Consolas" w:cs="Consolas" w:eastAsia="Consolas" w:hAnsi="Consolas"/>
+          <w:sz w:val="20"/>
+          <w:szCs w:val="20"/>
+          <w:shd w:fill="F2F2F2" w:val="clear"/>
+        </w:rPr>
+        <w:t xml:space="preserve">LOPANDE_ENHET_M</w:t>
+      </w:r>
+      <w:r>
+        <w:t xml:space="preserve">, </w:t>
+      </w:r>
+      <w:r>
+        <w:rPr>
+          <w:rFonts w:ascii="Consolas" w:cs="Consolas" w:eastAsia="Consolas" w:hAnsi="Consolas"/>
+          <w:sz w:val="20"/>
+          <w:szCs w:val="20"/>
+          <w:shd w:fill="F2F2F2" w:val="clear"/>
+        </w:rPr>
+        <w:t xml:space="preserve">LOPANDE_TAK</w:t>
+      </w:r>
+      <w:r>
+        <w:t xml:space="preserve">); </w:t>
+      </w:r>
+      <w:r>
+        <w:rPr>
+          <w:rFonts w:ascii="Consolas" w:cs="Consolas" w:eastAsia="Consolas" w:hAnsi="Consolas"/>
+          <w:sz w:val="20"/>
+          <w:szCs w:val="20"/>
+          <w:shd w:fill="F2F2F2" w:val="clear"/>
+        </w:rPr>
+        <w:t xml:space="preserve">None</w:t>
+      </w:r>
+      <w:r>
+        <w:t xml:space="preserve"> stänger av viktningen.</w:t>
       </w:r>
     </w:p>
     <w:p>
@@ -2947,7 +2998,7 @@
         <w:spacing w:after="120"/>
       </w:pPr>
       <w:r>
-        <w:t xml:space="preserve">Sträckan SRB64009 → SRB1016560 (betong 225 mm, 35,1 m) har nio ytskador grad 4, en komplex spricka grad 3 och en löpande ytskada grad 3. Poäng: 9 × 30 + 10 + 10 = 290. Konstruktionsindex: 290 / 35,1 × 100 = 826 p/100 m. Klass A (grad 4 finns), rang 1 i uppdraget DUF 701.</w:t>
+        <w:t xml:space="preserve">Sträckan SRB64009 → SRB1016560 (betong 225 mm, 35,1 m) har nio ytskador grad 4, en komplex spricka grad 3 och en löpande ytskada grad 3 över 35 m. Poäng: 9 × 30 + 10 + 10 × 3,5 = 315. Konstruktionsindex: 315 / 35,1 × 100 = 898 p/100 m. Klass A (grad 4 finns), rang 1 i uppdraget DUF 701.</w:t>
       </w:r>
     </w:p>
     <w:p>

--- a/Metodbeskrivning prioritering avloppsledningar.docx
+++ b/Metodbeskrivning prioritering avloppsledningar.docx
@@ -2101,7 +2101,7 @@
               <w:spacing w:after="0"/>
             </w:pPr>
             <w:r>
-              <w:t xml:space="preserve">Konstruktionsgrad 4 på sträckan, eller konstruktionsindex ≥ 80 p/100 m</w:t>
+              <w:t xml:space="preserve">Rörbrott (RBR) eller deformation (DEF) av grad 4 på sträckan, eller konstruktionsindex ≥ 80 p/100 m</w:t>
             </w:r>
           </w:p>
         </w:tc>
@@ -2969,7 +2969,19 @@
         <w:spacing w:after="80"/>
       </w:pPr>
       <w:r>
-        <w:t xml:space="preserve">Grad 4-ytskada räcker ensamt för klass A. Det är rimligt för betong (armering kan vara synlig) men kan behöva justeras för andra material.</w:t>
+        <w:t xml:space="preserve">Bara rörbrott och deformation av grad 4 ger ensamt klass A (</w:t>
+      </w:r>
+      <w:r>
+        <w:rPr>
+          <w:rFonts w:ascii="Consolas" w:cs="Consolas" w:eastAsia="Consolas" w:hAnsi="Consolas"/>
+          <w:sz w:val="20"/>
+          <w:szCs w:val="20"/>
+          <w:shd w:fill="F2F2F2" w:val="clear"/>
+        </w:rPr>
+        <w:t xml:space="preserve">GRAD4_KODER_A</w:t>
+      </w:r>
+      <w:r>
+        <w:t xml:space="preserve"> i KONFIG). En grad 4-ytskada eller ett grad 4-fogfel ger 30 poäng och grad 3-regeln ger klass B, men inte automatiskt A – i DUF 701 gällde det fyra sträckor med en enda sådan skada på 40–80 m i övrigt frisk ledning.</w:t>
       </w:r>
     </w:p>
     <w:p>
@@ -2998,7 +3010,7 @@
         <w:spacing w:after="120"/>
       </w:pPr>
       <w:r>
-        <w:t xml:space="preserve">Sträckan SRB64009 → SRB1016560 (betong 225 mm, 35,1 m) har nio ytskador grad 4, en komplex spricka grad 3 och en löpande ytskada grad 3 över 35 m. Poäng: 9 × 30 + 10 + 10 × 3,5 = 315. Konstruktionsindex: 315 / 35,1 × 100 = 898 p/100 m. Klass A (grad 4 finns), rang 1 i uppdraget DUF 701.</w:t>
+        <w:t xml:space="preserve">Sträckan SRB64009 → SRB1016560 (betong 225 mm, 35,1 m) har nio ytskador grad 4, en komplex spricka grad 3 och en löpande ytskada grad 3 över 35 m. Poäng: 9 × 30 + 10 + 10 × 3,5 = 315. Konstruktionsindex: 315 / 35,1 × 100 = 898 p/100 m. Klass A (konstruktionsindex ≥ 80), rang 1 i uppdraget DUF 701.</w:t>
       </w:r>
     </w:p>
     <w:p>

--- a/Metodbeskrivning prioritering avloppsledningar.docx
+++ b/Metodbeskrivning prioritering avloppsledningar.docx
@@ -1914,7 +1914,27 @@
         <w:spacing w:after="120"/>
       </w:pPr>
       <w:r>
-        <w:t xml:space="preserve">Tre index redovisas: konstruktionsindex, driftindex och totalindex (summan).</w:t>
+        <w:t xml:space="preserve">Tre index redovisas: konstruktionsindex, driftindex och totalindex (summan). Bara konstruktionsindex används för klass och rangordning; driftindex och totalindex är information.</w:t>
+      </w:r>
+    </w:p>
+    <w:p>
+      <w:pPr>
+        <w:spacing w:after="120"/>
+      </w:pPr>
+      <w:r>
+        <w:t xml:space="preserve">Konstruktionskoderna kan viktas inbördes med </w:t>
+      </w:r>
+      <w:r>
+        <w:rPr>
+          <w:rFonts w:ascii="Consolas" w:cs="Consolas" w:eastAsia="Consolas" w:hAnsi="Consolas"/>
+          <w:sz w:val="20"/>
+          <w:szCs w:val="20"/>
+          <w:shd w:fill="F2F2F2" w:val="clear"/>
+        </w:rPr>
+        <w:t xml:space="preserve">KODFAKTOR</w:t>
+      </w:r>
+      <w:r>
+        <w:t xml:space="preserve"> i KONFIG (t.ex. ytskada 0,7 av en spricka med samma grad). Som standard är viktningen avstängd och bara graden avgör poängen.</w:t>
       </w:r>
     </w:p>
     <w:p>
@@ -2456,7 +2476,7 @@
         <w:spacing w:after="120"/>
       </w:pPr>
       <w:r>
-        <w:t xml:space="preserve">Inom varje klass rangordnas sträckorna efter totalindex, därefter efter högsta konstruktionsgrad. Det innebär att sammanhängande stråk med många skador hamnar överst, vilket ofta också är de sträckor där en samordnad renovering (t.ex. relining av flera sträckor i följd) ger mest nytta.</w:t>
+        <w:t xml:space="preserve">Inom varje klass rangordnas sträckorna efter konstruktionsindex, därefter efter högsta konstruktionsgrad. Driftskador påverkar inte ordningen – att en ledning har rötter är inte ett skäl att renovera den. Det innebär att sammanhängande stråk med många skador hamnar överst, vilket ofta också är de sträckor där en samordnad renovering (t.ex. relining av flera sträckor i följd) ger mest nytta.</w:t>
       </w:r>
     </w:p>
     <w:p>
@@ -2472,7 +2492,7 @@
         <w:spacing w:after="120"/>
       </w:pPr>
       <w:r>
-        <w:t xml:space="preserve">Driftskador påverkar inte prioritetsklassen men flaggas separat, eftersom de kräver åtgärd oavsett om ledningen ska renoveras:</w:t>
+        <w:t xml:space="preserve">Driftskador påverkar varken prioritetsklassen eller rangordningen men flaggas separat, eftersom de kräver åtgärd oavsett om ledningen ska renoveras:</w:t>
       </w:r>
     </w:p>
     <w:tbl>

--- a/Metodbeskrivning prioritering avloppsledningar.docx
+++ b/Metodbeskrivning prioritering avloppsledningar.docx
@@ -1922,7 +1922,7 @@
         <w:spacing w:after="120"/>
       </w:pPr>
       <w:r>
-        <w:t xml:space="preserve">Konstruktionskoderna kan viktas inbördes med </w:t>
+        <w:t xml:space="preserve">Konstruktionskoderna viktas dessutom inbördes med </w:t>
       </w:r>
       <w:r>
         <w:rPr>
@@ -1934,7 +1934,15 @@
         <w:t xml:space="preserve">KODFAKTOR</w:t>
       </w:r>
       <w:r>
-        <w:t xml:space="preserve"> i KONFIG (t.ex. ytskada 0,7 av en spricka med samma grad). Som standard är viktningen avstängd och bara graden avgör poängen.</w:t>
+        <w:t xml:space="preserve"> i KONFIG. Syftet är att hitta ledningar som bör strumpinfodras medan det fortfarande går, innan de blivit så dåliga att bara schakt återstår. Sprickor, rörbrott och deformation är de tydligaste tecknen på att röret är på väg att brista och väger fullt (1,0). Ytskada, där väggen tunnas ut men röret fortfarande bär, väger 0,7. Fogförskjutning och fog-/rörfel är i första hand läckagepunkter som strumpan tätar och väger 0,6. Defekt anslutning väger 0,3 eftersom den ändå åtgärdas med hatt när anslutningen öppnas efter infodringen. En ytskada grad 3 ger alltså 7 p i stället för 10.</w:t>
+      </w:r>
+    </w:p>
+    <w:p>
+      <w:pPr>
+        <w:spacing w:after="120"/>
+      </w:pPr>
+      <w:r>
+        <w:t xml:space="preserve">Utan kodviktning blev 58 av 185 sträckor i DUF 701 klass A, och 43 av dem bara på grund av ytskador. Med viktningen blir 41 sträckor A; de 17 som flyttas till B har i nästan alla fall en enda löpande ytskada grad 3 och inga sprickor.</w:t>
       </w:r>
     </w:p>
     <w:p>
@@ -3030,7 +3038,7 @@
         <w:spacing w:after="120"/>
       </w:pPr>
       <w:r>
-        <w:t xml:space="preserve">Sträckan SRB64009 → SRB1016560 (betong 225 mm, 35,1 m) har nio ytskador grad 4, en komplex spricka grad 3 och en löpande ytskada grad 3 över 35 m. Poäng: 9 × 30 + 10 + 10 × 3,5 = 315. Konstruktionsindex: 315 / 35,1 × 100 = 898 p/100 m. Klass A (konstruktionsindex ≥ 80), rang 1 i uppdraget DUF 701.</w:t>
+        <w:t xml:space="preserve">Sträckan SRB64009 → SRB1016560 (betong 225 mm, 35,1 m) har nio ytskador grad 4, en komplex spricka grad 3 och en löpande ytskada grad 3 över 35 m. Poäng: 9 × 30 × 0,7 + 10 + 10 × 0,7 × 3,5 = 223,5. Konstruktionsindex: 223,5 / 35,1 × 100 = 637 p/100 m. Klass A (konstruktionsindex ≥ 80), rang 1 i uppdraget DUF 701.</w:t>
       </w:r>
     </w:p>
     <w:p>

--- a/Metodbeskrivning prioritering avloppsledningar.docx
+++ b/Metodbeskrivning prioritering avloppsledningar.docx
@@ -1934,7 +1934,19 @@
         <w:t xml:space="preserve">KODFAKTOR</w:t>
       </w:r>
       <w:r>
-        <w:t xml:space="preserve"> i KONFIG. Syftet är att hitta ledningar som bör strumpinfodras medan det fortfarande går, innan de blivit så dåliga att bara schakt återstår. Sprickor, rörbrott och deformation är de tydligaste tecknen på att röret är på väg att brista och väger fullt (1,0). Ytskada, där väggen tunnas ut men röret fortfarande bär, väger 0,7. Fogförskjutning och fog-/rörfel är i första hand läckagepunkter som strumpan tätar och väger 0,6. Defekt anslutning väger 0,3 eftersom den ändå åtgärdas med hatt när anslutningen öppnas efter infodringen. En ytskada grad 3 ger alltså 7 p i stället för 10.</w:t>
+        <w:t xml:space="preserve"> i KONFIG. Syftet är att hitta ledningar som bör strumpinfodras medan det fortfarande går, innan de blivit så dåliga att bara schakt återstår. Sprickor, rörbrott och deformation är de tydligaste tecknen på att röret är på väg att brista och väger fullt (1,0). Ytskada, där väggen tunnas ut men röret fortfarande bär, väger 0,7. Fogförskjutning och fog-/rörfel är i första hand läckagepunkter som strumpan tätar och väger 0,6. Defekt anslutning väger 0,3 eftersom den ändå åtgärdas med hatt när anslutningen öppnas efter infodringen. En ytskada grad 3 ger alltså 7 p i stället för 10. Cirkulära sprickor (attribut CIRK) viktas dessutom med 0,7 (</w:t>
+      </w:r>
+      <w:r>
+        <w:rPr>
+          <w:rFonts w:ascii="Consolas" w:cs="Consolas" w:eastAsia="Consolas" w:hAnsi="Consolas"/>
+          <w:sz w:val="20"/>
+          <w:szCs w:val="20"/>
+          <w:shd w:fill="F2F2F2" w:val="clear"/>
+        </w:rPr>
+        <w:t xml:space="preserve">ATTRIBUTFAKTOR</w:t>
+      </w:r>
+      <w:r>
+        <w:t xml:space="preserve">): de beror oftast på en sättning vid en fog och är mindre allvarliga för bärigheten än komplexa och längsgående sprickor, som är de egentliga förvarningarna om brott.</w:t>
       </w:r>
     </w:p>
     <w:p>
@@ -3038,7 +3050,7 @@
         <w:spacing w:after="120"/>
       </w:pPr>
       <w:r>
-        <w:t xml:space="preserve">Sträckan SRB64009 → SRB1016560 (betong 225 mm, 35,1 m) har nio ytskador grad 4, en komplex spricka grad 3 och en löpande ytskada grad 3 över 35 m. Poäng: 9 × 30 × 0,7 + 10 + 10 × 0,7 × 3,5 = 223,5. Konstruktionsindex: 223,5 / 35,1 × 100 = 637 p/100 m. Klass A (konstruktionsindex ≥ 80), rang 1 i uppdraget DUF 701.</w:t>
+        <w:t xml:space="preserve">Sträckan SRB64009 → SRB1016560 (betong 225 mm, 35,1 m) har nio ytskador grad 4, en komplex spricka grad 3 och en löpande ytskada grad 3 över 35 m. Poäng: 9 × 30 × 0,7 + 10 × 0,7 (cirkulär spricka) + 10 × 0,7 × 3,5 = 220,5. Konstruktionsindex: 220,5 / 35,1 × 100 ≈ 629 p/100 m. Klass A (konstruktionsindex ≥ 80), rang 1 i uppdraget DUF 701.</w:t>
       </w:r>
     </w:p>
     <w:p>

--- a/Metodbeskrivning prioritering avloppsledningar.docx
+++ b/Metodbeskrivning prioritering avloppsledningar.docx
@@ -1934,7 +1934,19 @@
         <w:t xml:space="preserve">KODFAKTOR</w:t>
       </w:r>
       <w:r>
-        <w:t xml:space="preserve"> i KONFIG. Syftet är att hitta ledningar som bör strumpinfodras medan det fortfarande går, innan de blivit så dåliga att bara schakt återstår. Sprickor, rörbrott och deformation är de tydligaste tecknen på att röret är på väg att brista och väger fullt (1,0). Ytskada, där väggen tunnas ut men röret fortfarande bär, väger 0,7. Fogförskjutning och fog-/rörfel är i första hand läckagepunkter som strumpan tätar och väger 0,6. Defekt anslutning väger 0,3 eftersom den ändå åtgärdas med hatt när anslutningen öppnas efter infodringen. En ytskada grad 3 ger alltså 7 p i stället för 10. Cirkulära sprickor (attribut CIRK) viktas dessutom med 0,7 (</w:t>
+        <w:t xml:space="preserve"> i KONFIG. Syftet är att hitta ledningar som bör strumpinfodras medan det fortfarande går, innan de blivit så dåliga att bara schakt återstår. Sprickor, rörbrott och deformation är de tydligaste tecknen på att röret är på väg att brista och väger fullt (1,0). Ytskada, där väggen tunnas ut men röret fortfarande bär, väger 0,7 – utom grad 4, som enligt P93 betyder att rörväggen är genomfrätt och i praktiken är ett rörbrott; den väger fullt (</w:t>
+      </w:r>
+      <w:r>
+        <w:rPr>
+          <w:rFonts w:ascii="Consolas" w:cs="Consolas" w:eastAsia="Consolas" w:hAnsi="Consolas"/>
+          <w:sz w:val="20"/>
+          <w:szCs w:val="20"/>
+          <w:shd w:fill="F2F2F2" w:val="clear"/>
+        </w:rPr>
+        <w:t xml:space="preserve">GRADFAKTOR</w:t>
+      </w:r>
+      <w:r>
+        <w:t xml:space="preserve">). Fogförskjutning och fog-/rörfel är i första hand läckagepunkter som strumpan tätar och väger 0,6. Defekt anslutning väger 0,3 eftersom den ändå åtgärdas med hatt när anslutningen öppnas efter infodringen. En ytskada grad 3 ger alltså 7 p i stället för 10. Cirkulära sprickor (attribut CIRK) viktas dessutom med 0,7 (</w:t>
       </w:r>
       <w:r>
         <w:rPr>
@@ -1954,7 +1966,7 @@
         <w:spacing w:after="120"/>
       </w:pPr>
       <w:r>
-        <w:t xml:space="preserve">Utan kodviktning blev 58 av 185 sträckor i DUF 701 klass A, och 43 av dem bara på grund av ytskador. Med viktningen blir 41 sträckor A; de 17 som flyttas till B har i nästan alla fall en enda löpande ytskada grad 3 och inga sprickor.</w:t>
+        <w:t xml:space="preserve">Utan kodviktning blev 58 av 185 sträckor i DUF 701 klass A, och 43 av dem bara på grund av ytskador. Med viktningen blir 40 sträckor A; de som flyttas till B har i nästan alla fall en enda löpande ytskada grad 3 och inga sprickor.</w:t>
       </w:r>
     </w:p>
     <w:p>
@@ -3050,7 +3062,7 @@
         <w:spacing w:after="120"/>
       </w:pPr>
       <w:r>
-        <w:t xml:space="preserve">Sträckan SRB64009 → SRB1016560 (betong 225 mm, 35,1 m) har nio ytskador grad 4, en komplex spricka grad 3 och en löpande ytskada grad 3 över 35 m. Poäng: 9 × 30 × 0,7 + 10 × 0,7 (cirkulär spricka) + 10 × 0,7 × 3,5 = 220,5. Konstruktionsindex: 220,5 / 35,1 × 100 ≈ 629 p/100 m. Klass A (konstruktionsindex ≥ 80), rang 1 i uppdraget DUF 701.</w:t>
+        <w:t xml:space="preserve">Sträckan SRB64009 → SRB1016560 (betong 225 mm, 35,1 m) har nio ytskador grad 4, en komplex spricka grad 3 och en löpande ytskada grad 3 över 35 m. Poäng: 9 × 30 (ytskada grad 4 väger fullt) + 10 × 0,7 (cirkulär spricka) + 10 × 0,7 × 3,5 = 301,5. Konstruktionsindex: 301,5 / 35,1 × 100 ≈ 859 p/100 m. Klass A (konstruktionsindex ≥ 80), rang 1 i uppdraget DUF 701.</w:t>
       </w:r>
     </w:p>
     <w:p>
@@ -3062,8 +3074,8 @@
       </w:r>
     </w:p>
     <w:sectPr>
-      <w:headerReference w:type="default" r:id="rId7"/>
-      <w:footerReference w:type="default" r:id="rId8"/>
+      <w:headerReference w:type="default" r:id="rId6"/>
+      <w:footerReference w:type="default" r:id="rId7"/>
       <w:pgSz w:w="11906" w:h="16838" w:orient="portrait"/>
       <w:pgMar w:top="1440" w:right="1440" w:bottom="1440" w:left="1440" w:header="708" w:footer="708" w:gutter="0"/>
       <w:pgNumType/>
@@ -3071,10 +3083,6 @@
     </w:sectPr>
   </w:body>
 </w:document>
-</file>
-
-<file path=word/comments.xml><?xml version="1.0" encoding="utf-8"?>
-<w:comments xmlns:cx="http://schemas.microsoft.com/office/drawing/2014/chartex" xmlns:cx1="http://schemas.microsoft.com/office/drawing/2015/9/8/chartex" xmlns:cx2="http://schemas.microsoft.com/office/drawing/2015/10/21/chartex" xmlns:cx3="http://schemas.microsoft.com/office/drawing/2016/5/9/chartex" xmlns:cx4="http://schemas.microsoft.com/office/drawing/2016/5/10/chartex" xmlns:cx5="http://schemas.microsoft.com/office/drawing/2016/5/11/chartex" xmlns:cx6="http://schemas.microsoft.com/office/drawing/2016/5/12/chartex" xmlns:cx7="http://schemas.microsoft.com/office/drawing/2016/5/13/chartex" xmlns:cx8="http://schemas.microsoft.com/office/drawing/2016/5/14/chartex" xmlns:mc="http://schemas.openxmlformats.org/markup-compatibility/2006" xmlns:aink="http://schemas.microsoft.com/office/drawing/2016/ink" xmlns:am3d="http://schemas.microsoft.com/office/drawing/2017/model3d" xmlns:o="urn:schemas-microsoft-com:office:office" xmlns:r="http://schemas.openxmlformats.org/officeDocument/2006/relationships" xmlns:m="http://schemas.openxmlformats.org/officeDocument/2006/math" xmlns:v="urn:schemas-microsoft-com:vml" xmlns:wp14="http://schemas.microsoft.com/office/word/2010/wordprocessingDrawing" xmlns:wp="http://schemas.openxmlformats.org/drawingml/2006/wordprocessingDrawing" xmlns:w10="urn:schemas-microsoft-com:office:word" xmlns:w="http://schemas.openxmlformats.org/wordprocessingml/2006/main" xmlns:w14="http://schemas.microsoft.com/office/word/2010/wordml" xmlns:w15="http://schemas.microsoft.com/office/word/2012/wordml" xmlns:w16cex="http://schemas.microsoft.com/office/word/2018/wordml/cex" xmlns:w16cid="http://schemas.microsoft.com/office/word/2016/wordml/cid" xmlns:w16="http://schemas.microsoft.com/office/word/2018/wordml" xmlns:w16sdtdh="http://schemas.microsoft.com/office/word/2020/wordml/sdtdatahash" xmlns:w16se="http://schemas.microsoft.com/office/word/2015/wordml/symex" xmlns:wpg="http://schemas.microsoft.com/office/word/2010/wordprocessingGroup" xmlns:wpi="http://schemas.microsoft.com/office/word/2010/wordprocessingInk" xmlns:wne="http://schemas.microsoft.com/office/word/2006/wordml" xmlns:wps="http://schemas.microsoft.com/office/word/2010/wordprocessingShape"/>
 </file>
 
 <file path=word/endnotes.xml><?xml version="1.0" encoding="utf-8"?>
@@ -3200,7 +3208,7 @@
 <w:numbering xmlns:wpc="http://schemas.microsoft.com/office/word/2010/wordprocessingCanvas" xmlns:mc="http://schemas.openxmlformats.org/markup-compatibility/2006" xmlns:o="urn:schemas-microsoft-com:office:office" xmlns:r="http://schemas.openxmlformats.org/officeDocument/2006/relationships" xmlns:m="http://schemas.openxmlformats.org/officeDocument/2006/math" xmlns:v="urn:schemas-microsoft-com:vml" xmlns:wp14="http://schemas.microsoft.com/office/word/2010/wordprocessingDrawing" xmlns:wp="http://schemas.openxmlformats.org/drawingml/2006/wordprocessingDrawing" xmlns:w10="urn:schemas-microsoft-com:office:word" xmlns:w="http://schemas.openxmlformats.org/wordprocessingml/2006/main" xmlns:w14="http://schemas.microsoft.com/office/word/2010/wordml" xmlns:w15="http://schemas.microsoft.com/office/word/2012/wordml" xmlns:wpg="http://schemas.microsoft.com/office/word/2010/wordprocessingGroup" xmlns:wpi="http://schemas.microsoft.com/office/word/2010/wordprocessingInk" xmlns:wne="http://schemas.microsoft.com/office/word/2006/wordml" xmlns:wps="http://schemas.microsoft.com/office/word/2010/wordprocessingShape" mc:Ignorable="w14 w15 wp14">
   <w:abstractNum w:abstractNumId="1" w15:restartNumberingAfterBreak="0">
     <w:multiLevelType w:val="hybridMultilevel"/>
-    <w:lvl w:ilvl="0" w15:tentative="1">
+    <w:lvl w:ilvl="0" w:tentative="1">
       <w:start w:val="1"/>
       <w:numFmt w:val="bullet"/>
       <w:lvlText w:val="●"/>
@@ -3209,7 +3217,7 @@
         <w:ind w:left="720" w:hanging="360"/>
       </w:pPr>
     </w:lvl>
-    <w:lvl w:ilvl="1" w15:tentative="1">
+    <w:lvl w:ilvl="1" w:tentative="1">
       <w:start w:val="1"/>
       <w:numFmt w:val="bullet"/>
       <w:lvlText w:val="○"/>
@@ -3218,7 +3226,7 @@
         <w:ind w:left="1440" w:hanging="360"/>
       </w:pPr>
     </w:lvl>
-    <w:lvl w:ilvl="2" w15:tentative="1">
+    <w:lvl w:ilvl="2" w:tentative="1">
       <w:start w:val="1"/>
       <w:numFmt w:val="bullet"/>
       <w:lvlText w:val="■"/>
@@ -3227,7 +3235,7 @@
         <w:ind w:left="2160" w:hanging="360"/>
       </w:pPr>
     </w:lvl>
-    <w:lvl w:ilvl="3" w15:tentative="1">
+    <w:lvl w:ilvl="3" w:tentative="1">
       <w:start w:val="1"/>
       <w:numFmt w:val="bullet"/>
       <w:lvlText w:val="●"/>
@@ -3236,7 +3244,7 @@
         <w:ind w:left="2880" w:hanging="360"/>
       </w:pPr>
     </w:lvl>
-    <w:lvl w:ilvl="4" w15:tentative="1">
+    <w:lvl w:ilvl="4" w:tentative="1">
       <w:start w:val="1"/>
       <w:numFmt w:val="bullet"/>
       <w:lvlText w:val="○"/>
@@ -3245,7 +3253,7 @@
         <w:ind w:left="3600" w:hanging="360"/>
       </w:pPr>
     </w:lvl>
-    <w:lvl w:ilvl="5" w15:tentative="1">
+    <w:lvl w:ilvl="5" w:tentative="1">
       <w:start w:val="1"/>
       <w:numFmt w:val="bullet"/>
       <w:lvlText w:val="■"/>
@@ -3254,7 +3262,7 @@
         <w:ind w:left="4320" w:hanging="360"/>
       </w:pPr>
     </w:lvl>
-    <w:lvl w:ilvl="6" w15:tentative="1">
+    <w:lvl w:ilvl="6" w:tentative="1">
       <w:start w:val="1"/>
       <w:numFmt w:val="bullet"/>
       <w:lvlText w:val="●"/>
@@ -3263,7 +3271,7 @@
         <w:ind w:left="5040" w:hanging="360"/>
       </w:pPr>
     </w:lvl>
-    <w:lvl w:ilvl="7" w15:tentative="1">
+    <w:lvl w:ilvl="7" w:tentative="1">
       <w:start w:val="1"/>
       <w:numFmt w:val="bullet"/>
       <w:lvlText w:val="●"/>
@@ -3272,7 +3280,7 @@
         <w:ind w:left="5760" w:hanging="360"/>
       </w:pPr>
     </w:lvl>
-    <w:lvl w:ilvl="8" w15:tentative="1">
+    <w:lvl w:ilvl="8" w:tentative="1">
       <w:start w:val="1"/>
       <w:numFmt w:val="bullet"/>
       <w:lvlText w:val="●"/>
@@ -3284,7 +3292,7 @@
   </w:abstractNum>
   <w:abstractNum w:abstractNumId="2" w15:restartNumberingAfterBreak="0">
     <w:multiLevelType w:val="hybridMultilevel"/>
-    <w:lvl w:ilvl="0" w15:tentative="1">
+    <w:lvl w:ilvl="0" w:tentative="1">
       <w:start w:val="1"/>
       <w:numFmt w:val="bullet"/>
       <w:lvlText w:val="•"/>
@@ -3296,7 +3304,7 @@
   </w:abstractNum>
   <w:abstractNum w:abstractNumId="3" w15:restartNumberingAfterBreak="0">
     <w:multiLevelType w:val="hybridMultilevel"/>
-    <w:lvl w:ilvl="0" w15:tentative="1">
+    <w:lvl w:ilvl="0" w:tentative="1">
       <w:start w:val="1"/>
       <w:numFmt w:val="decimal"/>
       <w:lvlText w:val="%1."/>
@@ -3333,37 +3341,9 @@
     </w:rPrDefault>
     <w:pPrDefault/>
   </w:docDefaults>
-  <w:style w:type="paragraph" w:styleId="Title">
-    <w:name w:val="Title"/>
-    <w:basedOn w:val="Normal"/>
-    <w:next w:val="Normal"/>
+  <w:style w:type="paragraph" w:styleId="Normal" w:default="1">
+    <w:name w:val="Normal"/>
     <w:qFormat/>
-    <w:rPr>
-      <w:sz w:val="56"/>
-      <w:szCs w:val="56"/>
-    </w:rPr>
-  </w:style>
-  <w:style w:type="paragraph" w:styleId="Heading1">
-    <w:name w:val="Heading 1"/>
-    <w:basedOn w:val="Normal"/>
-    <w:next w:val="Normal"/>
-    <w:qFormat/>
-    <w:rPr>
-      <w:color w:val="2E74B5"/>
-      <w:sz w:val="32"/>
-      <w:szCs w:val="32"/>
-    </w:rPr>
-  </w:style>
-  <w:style w:type="paragraph" w:styleId="Heading2">
-    <w:name w:val="Heading 2"/>
-    <w:basedOn w:val="Normal"/>
-    <w:next w:val="Normal"/>
-    <w:qFormat/>
-    <w:rPr>
-      <w:color w:val="2E74B5"/>
-      <w:sz w:val="26"/>
-      <w:szCs w:val="26"/>
-    </w:rPr>
   </w:style>
   <w:style w:type="paragraph" w:styleId="Heading3">
     <w:name w:val="Heading 3"/>
@@ -3557,4 +3537,294 @@
     </w:rPr>
   </w:style>
 </w:styles>
+</file>
+
+<file path=word/theme/theme1.xml><?xml version="1.0" encoding="utf-8"?>
+<a:theme xmlns:a="http://schemas.openxmlformats.org/drawingml/2006/main" name="Office Theme">
+  <a:themeElements>
+    <a:clrScheme name="Office">
+      <a:dk1>
+        <a:sysClr val="windowText" lastClr="000000"/>
+      </a:dk1>
+      <a:lt1>
+        <a:sysClr val="window" lastClr="FFFFFF"/>
+      </a:lt1>
+      <a:dk2>
+        <a:srgbClr val="44546A"/>
+      </a:dk2>
+      <a:lt2>
+        <a:srgbClr val="E7E6E6"/>
+      </a:lt2>
+      <a:accent1>
+        <a:srgbClr val="4472C4"/>
+      </a:accent1>
+      <a:accent2>
+        <a:srgbClr val="ED7D31"/>
+      </a:accent2>
+      <a:accent3>
+        <a:srgbClr val="A5A5A5"/>
+      </a:accent3>
+      <a:accent4>
+        <a:srgbClr val="FFC000"/>
+      </a:accent4>
+      <a:accent5>
+        <a:srgbClr val="5B9BD5"/>
+      </a:accent5>
+      <a:accent6>
+        <a:srgbClr val="70AD47"/>
+      </a:accent6>
+      <a:hlink>
+        <a:srgbClr val="0563C1"/>
+      </a:hlink>
+      <a:folHlink>
+        <a:srgbClr val="954F72"/>
+      </a:folHlink>
+    </a:clrScheme>
+    <a:fontScheme name="Office">
+      <a:majorFont>
+        <a:latin typeface="Calibri Light" panose="020F0302020204030204"/>
+        <a:ea typeface=""/>
+        <a:cs typeface=""/>
+        <a:font script="Jpan" typeface="游ゴシック Light"/>
+        <a:font script="Hang" typeface="맑은 고딕"/>
+        <a:font script="Hans" typeface="等线 Light"/>
+        <a:font script="Hant" typeface="新細明體"/>
+        <a:font script="Arab" typeface="Times New Roman"/>
+        <a:font script="Hebr" typeface="Times New Roman"/>
+        <a:font script="Thai" typeface="Angsana New"/>
+        <a:font script="Ethi" typeface="Nyala"/>
+        <a:font script="Beng" typeface="Vrinda"/>
+        <a:font script="Gujr" typeface="Shruti"/>
+        <a:font script="Khmr" typeface="MoolBoran"/>
+        <a:font script="Knda" typeface="Tunga"/>
+        <a:font script="Guru" typeface="Raavi"/>
+        <a:font script="Cans" typeface="Euphemia"/>
+        <a:font script="Cher" typeface="Plantagenet Cherokee"/>
+        <a:font script="Yiii" typeface="Microsoft Yi Baiti"/>
+        <a:font script="Tibt" typeface="Microsoft Himalaya"/>
+        <a:font script="Thaa" typeface="MV Boli"/>
+        <a:font script="Deva" typeface="Mangal"/>
+        <a:font script="Telu" typeface="Gautami"/>
+        <a:font script="Taml" typeface="Latha"/>
+        <a:font script="Syrc" typeface="Estrangelo Edessa"/>
+        <a:font script="Orya" typeface="Kalinga"/>
+        <a:font script="Mlym" typeface="Kartika"/>
+        <a:font script="Laoo" typeface="DokChampa"/>
+        <a:font script="Sinh" typeface="Iskoola Pota"/>
+        <a:font script="Mong" typeface="Mongolian Baiti"/>
+        <a:font script="Viet" typeface="Times New Roman"/>
+        <a:font script="Uigh" typeface="Microsoft Uighur"/>
+        <a:font script="Geor" typeface="Sylfaen"/>
+        <a:font script="Armn" typeface="Arial"/>
+        <a:font script="Bugi" typeface="Leelawadee UI"/>
+        <a:font script="Bopo" typeface="Microsoft JhengHei"/>
+        <a:font script="Java" typeface="Javanese Text"/>
+        <a:font script="Lisu" typeface="Segoe UI"/>
+        <a:font script="Mymr" typeface="Myanmar Text"/>
+        <a:font script="Nkoo" typeface="Ebrima"/>
+        <a:font script="Olck" typeface="Nirmala UI"/>
+        <a:font script="Osma" typeface="Ebrima"/>
+        <a:font script="Phag" typeface="Phagspa"/>
+        <a:font script="Syrn" typeface="Estrangelo Edessa"/>
+        <a:font script="Syrj" typeface="Estrangelo Edessa"/>
+        <a:font script="Syre" typeface="Estrangelo Edessa"/>
+        <a:font script="Sora" typeface="Nirmala UI"/>
+        <a:font script="Tale" typeface="Microsoft Tai Le"/>
+        <a:font script="Talu" typeface="Microsoft New Tai Lue"/>
+        <a:font script="Tfng" typeface="Ebrima"/>
+      </a:majorFont>
+      <a:minorFont>
+        <a:latin typeface="Calibri" panose="020F0502020204030204"/>
+        <a:ea typeface=""/>
+        <a:cs typeface=""/>
+        <a:font script="Jpan" typeface="游明朝"/>
+        <a:font script="Hang" typeface="맑은 고딕"/>
+        <a:font script="Hans" typeface="等线"/>
+        <a:font script="Hant" typeface="新細明體"/>
+        <a:font script="Arab" typeface="Arial"/>
+        <a:font script="Hebr" typeface="Arial"/>
+        <a:font script="Thai" typeface="Cordia New"/>
+        <a:font script="Ethi" typeface="Nyala"/>
+        <a:font script="Beng" typeface="Vrinda"/>
+        <a:font script="Gujr" typeface="Shruti"/>
+        <a:font script="Khmr" typeface="DaunPenh"/>
+        <a:font script="Knda" typeface="Tunga"/>
+        <a:font script="Guru" typeface="Raavi"/>
+        <a:font script="Cans" typeface="Euphemia"/>
+        <a:font script="Cher" typeface="Plantagenet Cherokee"/>
+        <a:font script="Yiii" typeface="Microsoft Yi Baiti"/>
+        <a:font script="Tibt" typeface="Microsoft Himalaya"/>
+        <a:font script="Thaa" typeface="MV Boli"/>
+        <a:font script="Deva" typeface="Mangal"/>
+        <a:font script="Telu" typeface="Gautami"/>
+        <a:font script="Taml" typeface="Latha"/>
+        <a:font script="Syrc" typeface="Estrangelo Edessa"/>
+        <a:font script="Orya" typeface="Kalinga"/>
+        <a:font script="Mlym" typeface="Kartika"/>
+        <a:font script="Laoo" typeface="DokChampa"/>
+        <a:font script="Sinh" typeface="Iskoola Pota"/>
+        <a:font script="Mong" typeface="Mongolian Baiti"/>
+        <a:font script="Viet" typeface="Arial"/>
+        <a:font script="Uigh" typeface="Microsoft Uighur"/>
+        <a:font script="Geor" typeface="Sylfaen"/>
+        <a:font script="Armn" typeface="Arial"/>
+        <a:font script="Bugi" typeface="Leelawadee UI"/>
+        <a:font script="Bopo" typeface="Microsoft JhengHei"/>
+        <a:font script="Java" typeface="Javanese Text"/>
+        <a:font script="Lisu" typeface="Segoe UI"/>
+        <a:font script="Mymr" typeface="Myanmar Text"/>
+        <a:font script="Nkoo" typeface="Ebrima"/>
+        <a:font script="Olck" typeface="Nirmala UI"/>
+        <a:font script="Osma" typeface="Ebrima"/>
+        <a:font script="Phag" typeface="Phagspa"/>
+        <a:font script="Syrn" typeface="Estrangelo Edessa"/>
+        <a:font script="Syrj" typeface="Estrangelo Edessa"/>
+        <a:font script="Syre" typeface="Estrangelo Edessa"/>
+        <a:font script="Sora" typeface="Nirmala UI"/>
+        <a:font script="Tale" typeface="Microsoft Tai Le"/>
+        <a:font script="Talu" typeface="Microsoft New Tai Lue"/>
+        <a:font script="Tfng" typeface="Ebrima"/>
+      </a:minorFont>
+    </a:fontScheme>
+    <a:fmtScheme name="Office">
+      <a:fillStyleLst>
+        <a:solidFill>
+          <a:schemeClr val="phClr"/>
+        </a:solidFill>
+        <a:gradFill rotWithShape="true">
+          <a:gsLst>
+            <a:gs pos="0">
+              <a:schemeClr val="phClr">
+                <a:lumMod val="110000"/>
+                <a:satMod val="105000"/>
+                <a:tint val="67000"/>
+              </a:schemeClr>
+            </a:gs>
+            <a:gs pos="50000">
+              <a:schemeClr val="phClr">
+                <a:lumMod val="105000"/>
+                <a:satMod val="103000"/>
+                <a:tint val="73000"/>
+              </a:schemeClr>
+            </a:gs>
+            <a:gs pos="100000">
+              <a:schemeClr val="phClr">
+                <a:lumMod val="105000"/>
+                <a:satMod val="109000"/>
+                <a:tint val="81000"/>
+              </a:schemeClr>
+            </a:gs>
+          </a:gsLst>
+          <a:lin ang="5400000" scaled="false"/>
+        </a:gradFill>
+        <a:gradFill rotWithShape="true">
+          <a:gsLst>
+            <a:gs pos="0">
+              <a:schemeClr val="phClr">
+                <a:satMod val="103000"/>
+                <a:lumMod val="102000"/>
+                <a:tint val="94000"/>
+              </a:schemeClr>
+            </a:gs>
+            <a:gs pos="50000">
+              <a:schemeClr val="phClr">
+                <a:satMod val="110000"/>
+                <a:lumMod val="100000"/>
+                <a:shade val="100000"/>
+              </a:schemeClr>
+            </a:gs>
+            <a:gs pos="100000">
+              <a:schemeClr val="phClr">
+                <a:lumMod val="99000"/>
+                <a:satMod val="120000"/>
+                <a:shade val="78000"/>
+              </a:schemeClr>
+            </a:gs>
+          </a:gsLst>
+          <a:lin ang="5400000" scaled="false"/>
+        </a:gradFill>
+      </a:fillStyleLst>
+      <a:lnStyleLst>
+        <a:ln w="6350" cap="flat" cmpd="sng" algn="ctr">
+          <a:solidFill>
+            <a:schemeClr val="phClr"/>
+          </a:solidFill>
+          <a:prstDash val="solid"/>
+          <a:miter lim="800000"/>
+        </a:ln>
+        <a:ln w="12700" cap="flat" cmpd="sng" algn="ctr">
+          <a:solidFill>
+            <a:schemeClr val="phClr"/>
+          </a:solidFill>
+          <a:prstDash val="solid"/>
+          <a:miter lim="800000"/>
+        </a:ln>
+        <a:ln w="19050" cap="flat" cmpd="sng" algn="ctr">
+          <a:solidFill>
+            <a:schemeClr val="phClr"/>
+          </a:solidFill>
+          <a:prstDash val="solid"/>
+          <a:miter lim="800000"/>
+        </a:ln>
+      </a:lnStyleLst>
+      <a:effectStyleLst>
+        <a:effectStyle>
+          <a:effectLst/>
+        </a:effectStyle>
+        <a:effectStyle>
+          <a:effectLst/>
+        </a:effectStyle>
+        <a:effectStyle>
+          <a:effectLst>
+            <a:outerShdw blurRad="57150" dist="19050" dir="5400000" algn="ctr" rotWithShape="false">
+              <a:srgbClr val="000000">
+                <a:alpha val="63000"/>
+              </a:srgbClr>
+            </a:outerShdw>
+          </a:effectLst>
+        </a:effectStyle>
+      </a:effectStyleLst>
+      <a:bgFillStyleLst>
+        <a:solidFill>
+          <a:schemeClr val="phClr"/>
+        </a:solidFill>
+        <a:solidFill>
+          <a:schemeClr val="phClr">
+            <a:tint val="95000"/>
+            <a:satMod val="170000"/>
+          </a:schemeClr>
+        </a:solidFill>
+        <a:gradFill rotWithShape="true">
+          <a:gsLst>
+            <a:gs pos="0">
+              <a:schemeClr val="phClr">
+                <a:tint val="93000"/>
+                <a:satMod val="150000"/>
+                <a:shade val="98000"/>
+                <a:lumMod val="102000"/>
+              </a:schemeClr>
+            </a:gs>
+            <a:gs pos="50000">
+              <a:schemeClr val="phClr">
+                <a:tint val="98000"/>
+                <a:satMod val="130000"/>
+                <a:shade val="90000"/>
+                <a:lumMod val="103000"/>
+              </a:schemeClr>
+            </a:gs>
+            <a:gs pos="100000">
+              <a:schemeClr val="phClr">
+                <a:shade val="63000"/>
+                <a:satMod val="120000"/>
+              </a:schemeClr>
+            </a:gs>
+          </a:gsLst>
+          <a:lin ang="5400000" scaled="false"/>
+        </a:gradFill>
+      </a:bgFillStyleLst>
+    </a:fmtScheme>
+  </a:themeElements>
+  <a:objectDefaults/>
+  <a:extraClrSchemeLst/>
+</a:theme>
 </file>
--- a/Metodbeskrivning prioritering avloppsledningar.docx
+++ b/Metodbeskrivning prioritering avloppsledningar.docx
@@ -2965,6 +2965,26 @@
       </w:r>
       <w:r>
         <w:t xml:space="preserve"> – beräknas ur inklinometerprofilen när sådan finns. Svackdjupet är det största stående vattendjupet: vattnet kan bara lämna ledningen nedströms, så vattenytan i varje punkt ligger på den högsta punkten nedströms om den, och djupet är skillnaden mellan den nivån och punktens höjd. Ligger hela ledningen i bakfall räknas djupet därför upp till utloppets höjd. Svacklängd är den sträcka där stående vatten överstiger 1 cm och bakfall den sammanlagda längden där ledningen lutar mot flödesriktningen (mer än 5 ‰). Svackdjupet sätts också i relation till rördiametern. Stora svackor ger sediment- och kapacitetsproblem och kan motivera åtgärd även utan konstruktionsskador. Inklinometerprofiler kan drifta; om inklinometerns fall avviker mer än 0,3 m eller 50 % från brunnshöjderna markeras profilen som osäker.</w:t>
+      </w:r>
+    </w:p>
+    <w:p>
+      <w:pPr>
+        <w:pStyle w:val="ListParagraph"/>
+        <w:numPr>
+          <w:ilvl w:val="0"/>
+          <w:numId w:val="2"/>
+        </w:numPr>
+        <w:spacing w:after="80"/>
+      </w:pPr>
+      <w:r>
+        <w:rPr>
+          <w:b/>
+          <w:bCs/>
+        </w:rPr>
+        <w:t xml:space="preserve">Höjdläge och täckning</w:t>
+      </w:r>
+      <w:r>
+        <w:t xml:space="preserve"> – med markhöjder och GIS-vattengång från kartan (ArcMap-verktyget Markprofil) hängs filmens profil upp på GIS-nivåerna i RH2000, eftersom filmerna ofta har ett lokalt nollplan där bara höjdskillnaden mellan brunnarna är pålitlig: avviker filens brunnshöjder mindre än 0,3 m används de som de är, stämmer fallet förskjuts profilen, annars korrigeras även lutningen linjärt mellan brunnarna. Täckningen (mark minus hjässa) beräknas per markpunkt; under 1,0 m eller negativ täckning flaggas. Täckningen påverkar inte prioritetsklassen men är ett viktigt underlag för åtgärdsval.</w:t>
       </w:r>
     </w:p>
     <w:p>

--- a/Metodbeskrivning prioritering avloppsledningar.docx
+++ b/Metodbeskrivning prioritering avloppsledningar.docx
@@ -2984,7 +2984,7 @@
         <w:t xml:space="preserve">Höjdläge och täckning</w:t>
       </w:r>
       <w:r>
-        <w:t xml:space="preserve"> – med markhöjder och GIS-vattengång från kartan (ArcMap-verktyget Markprofil) hängs filmens profil upp på GIS-nivåerna i RH2000, eftersom filmerna ofta har ett lokalt nollplan där bara höjdskillnaden mellan brunnarna är pålitlig: avviker filens brunnshöjder mindre än 0,3 m används de som de är, stämmer fallet förskjuts profilen, annars korrigeras även lutningen linjärt mellan brunnarna. Täckningen (mark minus hjässa) beräknas per markpunkt; under 1,0 m eller negativ täckning flaggas. Täckningen påverkar inte prioritetsklassen men är ett viktigt underlag för åtgärdsval.</w:t>
+        <w:t xml:space="preserve"> – med markhöjder och GIS-vattengång från kartan (ArcMap-verktyget Markprofil) hängs filmens profil upp på GIS-nivåerna i RH2000, eftersom filmerna ofta har ett lokalt nollplan där bara höjdskillnaden mellan brunnarna är pålitlig: avviker filens brunnshöjder mindre än 0,3 m används de som de är, stämmer fallet förskjuts profilen, annars korrigeras även lutningen linjärt mellan brunnarna. Täckningen (mark minus hjässa) beräknas per markpunkt; under 1,0 m eller negativ täckning flaggas. Vid avbruten inspektion hängs profilen bara upp i den brunn kameran startade i, utan lutningskorrigering, och täckningen beräknas för den filmade delen. Täckningen påverkar inte prioritetsklassen men är ett viktigt underlag för åtgärdsval.</w:t>
       </w:r>
     </w:p>
     <w:p>

--- a/Metodbeskrivning prioritering avloppsledningar.docx
+++ b/Metodbeskrivning prioritering avloppsledningar.docx
@@ -2992,7 +2992,39 @@
         <w:pStyle w:val="Heading1"/>
       </w:pPr>
       <w:r>
-        <w:t xml:space="preserve">8. Begränsningar</w:t>
+        <w:t xml:space="preserve">8. Åtgärdspaket och kostnad</w:t>
+      </w:r>
+    </w:p>
+    <w:p>
+      <w:pPr>
+        <w:spacing w:after="120"/>
+      </w:pPr>
+      <w:r>
+        <w:t xml:space="preserve">Prioriteringen översätts till en plan i fliken Etapper. Sträckor med gällande klass A eller B (manuell bedömning går före maskinell) får metoden strumpinfodring; relinade sträckor och klass C–E får ingen åtgärd. Metoden byts aldrig automatiskt till schakt – det är ett manuellt beslut som skrivs i kolumnen Manuell bedömning, med stöd av flaggan för grad 4-rörbrott och deformation. Sammanhängande sträckor med samma metod bildar en etapp; en C- eller D-sträcka kortare än 60 m mellan två åtgärdssträckor tas med eftersom en sammanhängande infodring oftast är billigare än två etableringar.</w:t>
+      </w:r>
+    </w:p>
+    <w:p>
+      <w:pPr>
+        <w:spacing w:after="120"/>
+      </w:pPr>
+      <w:r>
+        <w:t xml:space="preserve">Strumpan installeras från en nedstigningsbrunn. Har en sträcka bara tillsyns- eller rensbrunnar schaktas en brunn fram och ersätts med en nedstigningsbrunn. Framschaktningen räknas per brunn i etappen: en gemensam mittenbrunn mellan två sådana sträckor schaktas fram en gång och ger åtkomst åt båda hållen, och skriptet väljer så få brunnar som möjligt (valet kan låsas manuellt). Punktlagning före strumpning bedöms manuellt i meter; skriptet pekar ut de skador som brukar kräva det.</w:t>
+      </w:r>
+    </w:p>
+    <w:p>
+      <w:pPr>
+        <w:spacing w:after="120"/>
+      </w:pPr>
+      <w:r>
+        <w:t xml:space="preserve">Kostnaden per strumpsträcka är foder (kr/m efter dimension) × längd + hattar (kr/st) × antal anslutningar + lagning (kr/m) × bedömda meter. Per etapp tillkommer framschaktning och ny brunn per framschaktad brunn samt en fast etablering. Alla belopp kommer ur kostnadsfilen, som i leveransen innehåller schabloner. Schakt kostnadsberäknas inte, eftersom kostnaden beror på djup och spontbehov; schaktsträckor redovisas med längd och dimension så att de inte glöms i summeringen.</w:t>
+      </w:r>
+    </w:p>
+    <w:p>
+      <w:pPr>
+        <w:pStyle w:val="Heading1"/>
+      </w:pPr>
+      <w:r>
+        <w:t xml:space="preserve">9. Begränsningar</w:t>
       </w:r>
     </w:p>
     <w:p>
@@ -3074,7 +3106,7 @@
         <w:pStyle w:val="Heading1"/>
       </w:pPr>
       <w:r>
-        <w:t xml:space="preserve">9. Exempel</w:t>
+        <w:t xml:space="preserve">10. Exempel</w:t>
       </w:r>
     </w:p>
     <w:p>

--- a/Metodbeskrivning prioritering avloppsledningar.docx
+++ b/Metodbeskrivning prioritering avloppsledningar.docx
@@ -3000,7 +3000,7 @@
         <w:spacing w:after="120"/>
       </w:pPr>
       <w:r>
-        <w:t xml:space="preserve">Prioriteringen översätts till en plan i fliken Etapper. Sträckor med gällande klass A eller B (manuell bedömning går före maskinell) får metoden strumpinfodring; relinade sträckor och klass C–E får ingen åtgärd. Metoden byts aldrig automatiskt till schakt – det är ett manuellt beslut som skrivs i kolumnen Manuell bedömning, med stöd av flaggan för grad 4-rörbrott och deformation. Sammanhängande sträckor med samma metod bildar en etapp; en C- eller D-sträcka kortare än 60 m mellan två åtgärdssträckor tas med eftersom en sammanhängande infodring oftast är billigare än två etableringar.</w:t>
+        <w:t xml:space="preserve">Prioriteringen översätts till en plan i fliken Etapper. Sträckor med gällande klass A (manuell bedömning går före maskinell) får metoden strumpinfodring; relinade sträckor och klass B–E får ingen egen åtgärd. Metoden byts aldrig automatiskt till schakt – det är ett manuellt beslut som skrivs i kolumnen Manuell bedömning, med stöd av flaggan för grad 4-rörbrott och deformation. Sammanhängande sträckor med samma metod bildar en etapp. En eller två B-sträckor i rad mellan två åtgärdssträckor tas med i etappen, liksom en C- eller D-sträcka kortare än 60 m, eftersom en sammanhängande infodring oftast är billigare än två etableringar; B-sträckor i övrigt lämnas till nästa planeringsomgång.</w:t>
       </w:r>
     </w:p>
     <w:p>

--- a/Metodbeskrivning prioritering avloppsledningar.docx
+++ b/Metodbeskrivning prioritering avloppsledningar.docx
@@ -2904,7 +2904,7 @@
         <w:t xml:space="preserve">Avbruten inspektion</w:t>
       </w:r>
       <w:r>
-        <w:t xml:space="preserve"> – sträckan har koden KAM med attribut HINDE; kameran kom inte fram (inträngande servis, sediment, rötter, stalp). Den inspekterade längden är då kortare än sträckan och bedömningen ofullständig. Kandidat för kompletterande inspektion från andra hållet.</w:t>
+        <w:t xml:space="preserve"> – sträckan har koden KAM med attribut HINDE, eller den filmade längden är kortare än 85 % av ledningens längd i kartan; kameran kom inte fram (inträngande servis, sediment, rötter, stalp). Den inspekterade längden är då kortare än sträckan och bedömningen ofullständig. Kandidat för kompletterande inspektion från andra hållet.</w:t>
       </w:r>
     </w:p>
     <w:p>
@@ -2924,7 +2924,47 @@
         <w:t xml:space="preserve">Inspekterad flera gånger</w:t>
       </w:r>
       <w:r>
-        <w:t xml:space="preserve"> – samma brunnspar förekommer flera gånger i underlaget, oftast med- och motströms efter ett avbrott. Bedömningarna bör slås ihop manuellt.</w:t>
+        <w:t xml:space="preserve"> – samma brunnspar förekommer flera gånger i underlaget, oftast med- och motströms efter ett avbrott eller som omfilmning efter spolning. Den nyaste hela filmen gäller och äldre eller ofullständiga filmer räknas inte; två avbrutna filmer från var sin brunn slås ihop till en sträcka med observationerna på en gemensam axel, där den nyare filmen gäller i överlappet. Finns samma sträcka i en äldre TV3-fil (tidigare inspektionsomgång) gäller den nyaste och den äldre redovisas som referens: klass och index då mot nu, och om sträckan förvärrats.</w:t>
+      </w:r>
+    </w:p>
+    <w:p>
+      <w:pPr>
+        <w:pStyle w:val="ListParagraph"/>
+        <w:numPr>
+          <w:ilvl w:val="0"/>
+          <w:numId w:val="2"/>
+        </w:numPr>
+        <w:spacing w:after="80"/>
+      </w:pPr>
+      <w:r>
+        <w:rPr>
+          <w:b/>
+          <w:bCs/>
+        </w:rPr>
+        <w:t xml:space="preserve">Höjdfel i filen</w:t>
+      </w:r>
+      <w:r>
+        <w:t xml:space="preserve"> – brunnshöjder eller inklinometerhöjder i orimlig storleksordning (skillnad över 50 m, eller saknat-värden som −9999) används inte: lutningen anges som okänd och profilen ritas inte. Är bara brunnshöjderna fel räknas lutningen ur inklinometerns ändpunkter.</w:t>
+      </w:r>
+    </w:p>
+    <w:p>
+      <w:pPr>
+        <w:pStyle w:val="ListParagraph"/>
+        <w:numPr>
+          <w:ilvl w:val="0"/>
+          <w:numId w:val="2"/>
+        </w:numPr>
+        <w:spacing w:after="80"/>
+      </w:pPr>
+      <w:r>
+        <w:rPr>
+          <w:b/>
+          <w:bCs/>
+        </w:rPr>
+        <w:t xml:space="preserve">Kontroll mot kartan</w:t>
+      </w:r>
+      <w:r>
+        <w:t xml:space="preserve"> – med GIS-data flaggas sträckor där film och karta inte stämmer: brunn som saknas i kartan (med förslag på rätt littera), ingen ledning mellan brunnarna, fall eller flödesriktning som avviker från kartans vattengång, annat material eller dimension, renoverad enligt kartan men inte relinad enligt filmen. Flaggorna påverkar inte klassen men pekar ut fel i någondera källan.</w:t>
       </w:r>
     </w:p>
     <w:p>
@@ -3122,7 +3162,7 @@
         <w:spacing w:after="120"/>
       </w:pPr>
       <w:r>
-        <w:t xml:space="preserve">Sträckan KRB68713 → KRB68712 (betong 225 mm, 9,7 m) har en spricka grad 3, en ytskada grad 3 och ett inträngande hinder grad 2. Poäng: 10 + 10 + 3 × 0,5 = 21,5. Eftersom sträckan är kortare än 20 m används 20 m som nämnare: 21,5 / 20 × 100 = 108 p/100 m, varav konstruktion 100. Klass A (konstruktionsindex ≥ 80).</w:t>
+        <w:t xml:space="preserve">Sträckan KRB68713 → KRB68712 (betong 225 mm, 9,7 m) har en spricka grad 3, en ytskada grad 3 och ett inträngande hinder grad 2. Poäng: 10 (spricka) + 10 × 0,7 (ytskada, kodvikt) + 3 × 0,5 (hinder, driftskada) = 18,5. Eftersom sträckan är kortare än 20 m används 20 m som nämnare: 18,5 / 20 × 100 = 92,5 p/100 m, varav konstruktion 17 / 20 × 100 = 85. Klass A (konstruktionsindex ≥ 80), men bara med liten marginal – utan kodviktningen hade indexet varit 100.</w:t>
       </w:r>
     </w:p>
     <w:sectPr>

--- a/Metodbeskrivning prioritering avloppsledningar.docx
+++ b/Metodbeskrivning prioritering avloppsledningar.docx
@@ -2904,7 +2904,7 @@
         <w:t xml:space="preserve">Avbruten inspektion</w:t>
       </w:r>
       <w:r>
-        <w:t xml:space="preserve"> – sträckan har koden KAM med attribut HINDE, eller den filmade längden är kortare än 85 % av ledningens längd i kartan; kameran kom inte fram (inträngande servis, sediment, rötter, stalp). Den inspekterade längden är då kortare än sträckan och bedömningen ofullständig. Kandidat för kompletterande inspektion från andra hållet.</w:t>
+        <w:t xml:space="preserve"> – sträckan har koden KAM (kamera/inspektion avbruten, oavsett angiven orsak), eller den filmade längden är kortare än 85 % av ledningens längd i kartan; kameran kom inte fram (inträngande servis, sediment, rötter, stalp). Den inspekterade längden är då kortare än sträckan och bedömningen ofullständig. Kandidat för kompletterande inspektion från andra hållet.</w:t>
       </w:r>
     </w:p>
     <w:p>

--- a/Metodbeskrivning prioritering avloppsledningar.docx
+++ b/Metodbeskrivning prioritering avloppsledningar.docx
@@ -3166,8 +3166,8 @@
       </w:r>
     </w:p>
     <w:sectPr>
-      <w:headerReference w:type="default" r:id="rId6"/>
-      <w:footerReference w:type="default" r:id="rId7"/>
+      <w:headerReference w:type="default" r:id="rId7"/>
+      <w:footerReference w:type="default" r:id="rId8"/>
       <w:pgSz w:w="11906" w:h="16838" w:orient="portrait"/>
       <w:pgMar w:top="1440" w:right="1440" w:bottom="1440" w:left="1440" w:header="708" w:footer="708" w:gutter="0"/>
       <w:pgNumType/>
@@ -3175,6 +3175,10 @@
     </w:sectPr>
   </w:body>
 </w:document>
+</file>
+
+<file path=word/comments.xml><?xml version="1.0" encoding="utf-8"?>
+<w:comments xmlns:cx="http://schemas.microsoft.com/office/drawing/2014/chartex" xmlns:cx1="http://schemas.microsoft.com/office/drawing/2015/9/8/chartex" xmlns:cx2="http://schemas.microsoft.com/office/drawing/2015/10/21/chartex" xmlns:cx3="http://schemas.microsoft.com/office/drawing/2016/5/9/chartex" xmlns:cx4="http://schemas.microsoft.com/office/drawing/2016/5/10/chartex" xmlns:cx5="http://schemas.microsoft.com/office/drawing/2016/5/11/chartex" xmlns:cx6="http://schemas.microsoft.com/office/drawing/2016/5/12/chartex" xmlns:cx7="http://schemas.microsoft.com/office/drawing/2016/5/13/chartex" xmlns:cx8="http://schemas.microsoft.com/office/drawing/2016/5/14/chartex" xmlns:mc="http://schemas.openxmlformats.org/markup-compatibility/2006" xmlns:aink="http://schemas.microsoft.com/office/drawing/2016/ink" xmlns:am3d="http://schemas.microsoft.com/office/drawing/2017/model3d" xmlns:o="urn:schemas-microsoft-com:office:office" xmlns:r="http://schemas.openxmlformats.org/officeDocument/2006/relationships" xmlns:m="http://schemas.openxmlformats.org/officeDocument/2006/math" xmlns:v="urn:schemas-microsoft-com:vml" xmlns:wp14="http://schemas.microsoft.com/office/word/2010/wordprocessingDrawing" xmlns:wp="http://schemas.openxmlformats.org/drawingml/2006/wordprocessingDrawing" xmlns:w10="urn:schemas-microsoft-com:office:word" xmlns:w="http://schemas.openxmlformats.org/wordprocessingml/2006/main" xmlns:w14="http://schemas.microsoft.com/office/word/2010/wordml" xmlns:w15="http://schemas.microsoft.com/office/word/2012/wordml" xmlns:w16cex="http://schemas.microsoft.com/office/word/2018/wordml/cex" xmlns:w16cid="http://schemas.microsoft.com/office/word/2016/wordml/cid" xmlns:w16="http://schemas.microsoft.com/office/word/2018/wordml" xmlns:w16sdtdh="http://schemas.microsoft.com/office/word/2020/wordml/sdtdatahash" xmlns:w16se="http://schemas.microsoft.com/office/word/2015/wordml/symex" xmlns:wpg="http://schemas.microsoft.com/office/word/2010/wordprocessingGroup" xmlns:wpi="http://schemas.microsoft.com/office/word/2010/wordprocessingInk" xmlns:wne="http://schemas.microsoft.com/office/word/2006/wordml" xmlns:wps="http://schemas.microsoft.com/office/word/2010/wordprocessingShape"/>
 </file>
 
 <file path=word/endnotes.xml><?xml version="1.0" encoding="utf-8"?>
@@ -3300,7 +3304,7 @@
 <w:numbering xmlns:wpc="http://schemas.microsoft.com/office/word/2010/wordprocessingCanvas" xmlns:mc="http://schemas.openxmlformats.org/markup-compatibility/2006" xmlns:o="urn:schemas-microsoft-com:office:office" xmlns:r="http://schemas.openxmlformats.org/officeDocument/2006/relationships" xmlns:m="http://schemas.openxmlformats.org/officeDocument/2006/math" xmlns:v="urn:schemas-microsoft-com:vml" xmlns:wp14="http://schemas.microsoft.com/office/word/2010/wordprocessingDrawing" xmlns:wp="http://schemas.openxmlformats.org/drawingml/2006/wordprocessingDrawing" xmlns:w10="urn:schemas-microsoft-com:office:word" xmlns:w="http://schemas.openxmlformats.org/wordprocessingml/2006/main" xmlns:w14="http://schemas.microsoft.com/office/word/2010/wordml" xmlns:w15="http://schemas.microsoft.com/office/word/2012/wordml" xmlns:wpg="http://schemas.microsoft.com/office/word/2010/wordprocessingGroup" xmlns:wpi="http://schemas.microsoft.com/office/word/2010/wordprocessingInk" xmlns:wne="http://schemas.microsoft.com/office/word/2006/wordml" xmlns:wps="http://schemas.microsoft.com/office/word/2010/wordprocessingShape" mc:Ignorable="w14 w15 wp14">
   <w:abstractNum w:abstractNumId="1" w15:restartNumberingAfterBreak="0">
     <w:multiLevelType w:val="hybridMultilevel"/>
-    <w:lvl w:ilvl="0" w:tentative="1">
+    <w:lvl w:ilvl="0" w15:tentative="1">
       <w:start w:val="1"/>
       <w:numFmt w:val="bullet"/>
       <w:lvlText w:val="●"/>
@@ -3309,7 +3313,7 @@
         <w:ind w:left="720" w:hanging="360"/>
       </w:pPr>
     </w:lvl>
-    <w:lvl w:ilvl="1" w:tentative="1">
+    <w:lvl w:ilvl="1" w15:tentative="1">
       <w:start w:val="1"/>
       <w:numFmt w:val="bullet"/>
       <w:lvlText w:val="○"/>
@@ -3318,7 +3322,7 @@
         <w:ind w:left="1440" w:hanging="360"/>
       </w:pPr>
     </w:lvl>
-    <w:lvl w:ilvl="2" w:tentative="1">
+    <w:lvl w:ilvl="2" w15:tentative="1">
       <w:start w:val="1"/>
       <w:numFmt w:val="bullet"/>
       <w:lvlText w:val="■"/>
@@ -3327,7 +3331,7 @@
         <w:ind w:left="2160" w:hanging="360"/>
       </w:pPr>
     </w:lvl>
-    <w:lvl w:ilvl="3" w:tentative="1">
+    <w:lvl w:ilvl="3" w15:tentative="1">
       <w:start w:val="1"/>
       <w:numFmt w:val="bullet"/>
       <w:lvlText w:val="●"/>
@@ -3336,7 +3340,7 @@
         <w:ind w:left="2880" w:hanging="360"/>
       </w:pPr>
     </w:lvl>
-    <w:lvl w:ilvl="4" w:tentative="1">
+    <w:lvl w:ilvl="4" w15:tentative="1">
       <w:start w:val="1"/>
       <w:numFmt w:val="bullet"/>
       <w:lvlText w:val="○"/>
@@ -3345,7 +3349,7 @@
         <w:ind w:left="3600" w:hanging="360"/>
       </w:pPr>
     </w:lvl>
-    <w:lvl w:ilvl="5" w:tentative="1">
+    <w:lvl w:ilvl="5" w15:tentative="1">
       <w:start w:val="1"/>
       <w:numFmt w:val="bullet"/>
       <w:lvlText w:val="■"/>
@@ -3354,7 +3358,7 @@
         <w:ind w:left="4320" w:hanging="360"/>
       </w:pPr>
     </w:lvl>
-    <w:lvl w:ilvl="6" w:tentative="1">
+    <w:lvl w:ilvl="6" w15:tentative="1">
       <w:start w:val="1"/>
       <w:numFmt w:val="bullet"/>
       <w:lvlText w:val="●"/>
@@ -3363,7 +3367,7 @@
         <w:ind w:left="5040" w:hanging="360"/>
       </w:pPr>
     </w:lvl>
-    <w:lvl w:ilvl="7" w:tentative="1">
+    <w:lvl w:ilvl="7" w15:tentative="1">
       <w:start w:val="1"/>
       <w:numFmt w:val="bullet"/>
       <w:lvlText w:val="●"/>
@@ -3372,7 +3376,7 @@
         <w:ind w:left="5760" w:hanging="360"/>
       </w:pPr>
     </w:lvl>
-    <w:lvl w:ilvl="8" w:tentative="1">
+    <w:lvl w:ilvl="8" w15:tentative="1">
       <w:start w:val="1"/>
       <w:numFmt w:val="bullet"/>
       <w:lvlText w:val="●"/>
@@ -3384,7 +3388,7 @@
   </w:abstractNum>
   <w:abstractNum w:abstractNumId="2" w15:restartNumberingAfterBreak="0">
     <w:multiLevelType w:val="hybridMultilevel"/>
-    <w:lvl w:ilvl="0" w:tentative="1">
+    <w:lvl w:ilvl="0" w15:tentative="1">
       <w:start w:val="1"/>
       <w:numFmt w:val="bullet"/>
       <w:lvlText w:val="•"/>
@@ -3396,7 +3400,7 @@
   </w:abstractNum>
   <w:abstractNum w:abstractNumId="3" w15:restartNumberingAfterBreak="0">
     <w:multiLevelType w:val="hybridMultilevel"/>
-    <w:lvl w:ilvl="0" w:tentative="1">
+    <w:lvl w:ilvl="0" w15:tentative="1">
       <w:start w:val="1"/>
       <w:numFmt w:val="decimal"/>
       <w:lvlText w:val="%1."/>
@@ -3433,9 +3437,37 @@
     </w:rPrDefault>
     <w:pPrDefault/>
   </w:docDefaults>
-  <w:style w:type="paragraph" w:styleId="Normal" w:default="1">
-    <w:name w:val="Normal"/>
+  <w:style w:type="paragraph" w:styleId="Title">
+    <w:name w:val="Title"/>
+    <w:basedOn w:val="Normal"/>
+    <w:next w:val="Normal"/>
     <w:qFormat/>
+    <w:rPr>
+      <w:sz w:val="56"/>
+      <w:szCs w:val="56"/>
+    </w:rPr>
+  </w:style>
+  <w:style w:type="paragraph" w:styleId="Heading1">
+    <w:name w:val="Heading 1"/>
+    <w:basedOn w:val="Normal"/>
+    <w:next w:val="Normal"/>
+    <w:qFormat/>
+    <w:rPr>
+      <w:color w:val="2E74B5"/>
+      <w:sz w:val="32"/>
+      <w:szCs w:val="32"/>
+    </w:rPr>
+  </w:style>
+  <w:style w:type="paragraph" w:styleId="Heading2">
+    <w:name w:val="Heading 2"/>
+    <w:basedOn w:val="Normal"/>
+    <w:next w:val="Normal"/>
+    <w:qFormat/>
+    <w:rPr>
+      <w:color w:val="2E74B5"/>
+      <w:sz w:val="26"/>
+      <w:szCs w:val="26"/>
+    </w:rPr>
   </w:style>
   <w:style w:type="paragraph" w:styleId="Heading3">
     <w:name w:val="Heading 3"/>
@@ -3629,294 +3661,4 @@
     </w:rPr>
   </w:style>
 </w:styles>
-</file>
-
-<file path=word/theme/theme1.xml><?xml version="1.0" encoding="utf-8"?>
-<a:theme xmlns:a="http://schemas.openxmlformats.org/drawingml/2006/main" name="Office Theme">
-  <a:themeElements>
-    <a:clrScheme name="Office">
-      <a:dk1>
-        <a:sysClr val="windowText" lastClr="000000"/>
-      </a:dk1>
-      <a:lt1>
-        <a:sysClr val="window" lastClr="FFFFFF"/>
-      </a:lt1>
-      <a:dk2>
-        <a:srgbClr val="44546A"/>
-      </a:dk2>
-      <a:lt2>
-        <a:srgbClr val="E7E6E6"/>
-      </a:lt2>
-      <a:accent1>
-        <a:srgbClr val="4472C4"/>
-      </a:accent1>
-      <a:accent2>
-        <a:srgbClr val="ED7D31"/>
-      </a:accent2>
-      <a:accent3>
-        <a:srgbClr val="A5A5A5"/>
-      </a:accent3>
-      <a:accent4>
-        <a:srgbClr val="FFC000"/>
-      </a:accent4>
-      <a:accent5>
-        <a:srgbClr val="5B9BD5"/>
-      </a:accent5>
-      <a:accent6>
-        <a:srgbClr val="70AD47"/>
-      </a:accent6>
-      <a:hlink>
-        <a:srgbClr val="0563C1"/>
-      </a:hlink>
-      <a:folHlink>
-        <a:srgbClr val="954F72"/>
-      </a:folHlink>
-    </a:clrScheme>
-    <a:fontScheme name="Office">
-      <a:majorFont>
-        <a:latin typeface="Calibri Light" panose="020F0302020204030204"/>
-        <a:ea typeface=""/>
-        <a:cs typeface=""/>
-        <a:font script="Jpan" typeface="游ゴシック Light"/>
-        <a:font script="Hang" typeface="맑은 고딕"/>
-        <a:font script="Hans" typeface="等线 Light"/>
-        <a:font script="Hant" typeface="新細明體"/>
-        <a:font script="Arab" typeface="Times New Roman"/>
-        <a:font script="Hebr" typeface="Times New Roman"/>
-        <a:font script="Thai" typeface="Angsana New"/>
-        <a:font script="Ethi" typeface="Nyala"/>
-        <a:font script="Beng" typeface="Vrinda"/>
-        <a:font script="Gujr" typeface="Shruti"/>
-        <a:font script="Khmr" typeface="MoolBoran"/>
-        <a:font script="Knda" typeface="Tunga"/>
-        <a:font script="Guru" typeface="Raavi"/>
-        <a:font script="Cans" typeface="Euphemia"/>
-        <a:font script="Cher" typeface="Plantagenet Cherokee"/>
-        <a:font script="Yiii" typeface="Microsoft Yi Baiti"/>
-        <a:font script="Tibt" typeface="Microsoft Himalaya"/>
-        <a:font script="Thaa" typeface="MV Boli"/>
-        <a:font script="Deva" typeface="Mangal"/>
-        <a:font script="Telu" typeface="Gautami"/>
-        <a:font script="Taml" typeface="Latha"/>
-        <a:font script="Syrc" typeface="Estrangelo Edessa"/>
-        <a:font script="Orya" typeface="Kalinga"/>
-        <a:font script="Mlym" typeface="Kartika"/>
-        <a:font script="Laoo" typeface="DokChampa"/>
-        <a:font script="Sinh" typeface="Iskoola Pota"/>
-        <a:font script="Mong" typeface="Mongolian Baiti"/>
-        <a:font script="Viet" typeface="Times New Roman"/>
-        <a:font script="Uigh" typeface="Microsoft Uighur"/>
-        <a:font script="Geor" typeface="Sylfaen"/>
-        <a:font script="Armn" typeface="Arial"/>
-        <a:font script="Bugi" typeface="Leelawadee UI"/>
-        <a:font script="Bopo" typeface="Microsoft JhengHei"/>
-        <a:font script="Java" typeface="Javanese Text"/>
-        <a:font script="Lisu" typeface="Segoe UI"/>
-        <a:font script="Mymr" typeface="Myanmar Text"/>
-        <a:font script="Nkoo" typeface="Ebrima"/>
-        <a:font script="Olck" typeface="Nirmala UI"/>
-        <a:font script="Osma" typeface="Ebrima"/>
-        <a:font script="Phag" typeface="Phagspa"/>
-        <a:font script="Syrn" typeface="Estrangelo Edessa"/>
-        <a:font script="Syrj" typeface="Estrangelo Edessa"/>
-        <a:font script="Syre" typeface="Estrangelo Edessa"/>
-        <a:font script="Sora" typeface="Nirmala UI"/>
-        <a:font script="Tale" typeface="Microsoft Tai Le"/>
-        <a:font script="Talu" typeface="Microsoft New Tai Lue"/>
-        <a:font script="Tfng" typeface="Ebrima"/>
-      </a:majorFont>
-      <a:minorFont>
-        <a:latin typeface="Calibri" panose="020F0502020204030204"/>
-        <a:ea typeface=""/>
-        <a:cs typeface=""/>
-        <a:font script="Jpan" typeface="游明朝"/>
-        <a:font script="Hang" typeface="맑은 고딕"/>
-        <a:font script="Hans" typeface="等线"/>
-        <a:font script="Hant" typeface="新細明體"/>
-        <a:font script="Arab" typeface="Arial"/>
-        <a:font script="Hebr" typeface="Arial"/>
-        <a:font script="Thai" typeface="Cordia New"/>
-        <a:font script="Ethi" typeface="Nyala"/>
-        <a:font script="Beng" typeface="Vrinda"/>
-        <a:font script="Gujr" typeface="Shruti"/>
-        <a:font script="Khmr" typeface="DaunPenh"/>
-        <a:font script="Knda" typeface="Tunga"/>
-        <a:font script="Guru" typeface="Raavi"/>
-        <a:font script="Cans" typeface="Euphemia"/>
-        <a:font script="Cher" typeface="Plantagenet Cherokee"/>
-        <a:font script="Yiii" typeface="Microsoft Yi Baiti"/>
-        <a:font script="Tibt" typeface="Microsoft Himalaya"/>
-        <a:font script="Thaa" typeface="MV Boli"/>
-        <a:font script="Deva" typeface="Mangal"/>
-        <a:font script="Telu" typeface="Gautami"/>
-        <a:font script="Taml" typeface="Latha"/>
-        <a:font script="Syrc" typeface="Estrangelo Edessa"/>
-        <a:font script="Orya" typeface="Kalinga"/>
-        <a:font script="Mlym" typeface="Kartika"/>
-        <a:font script="Laoo" typeface="DokChampa"/>
-        <a:font script="Sinh" typeface="Iskoola Pota"/>
-        <a:font script="Mong" typeface="Mongolian Baiti"/>
-        <a:font script="Viet" typeface="Arial"/>
-        <a:font script="Uigh" typeface="Microsoft Uighur"/>
-        <a:font script="Geor" typeface="Sylfaen"/>
-        <a:font script="Armn" typeface="Arial"/>
-        <a:font script="Bugi" typeface="Leelawadee UI"/>
-        <a:font script="Bopo" typeface="Microsoft JhengHei"/>
-        <a:font script="Java" typeface="Javanese Text"/>
-        <a:font script="Lisu" typeface="Segoe UI"/>
-        <a:font script="Mymr" typeface="Myanmar Text"/>
-        <a:font script="Nkoo" typeface="Ebrima"/>
-        <a:font script="Olck" typeface="Nirmala UI"/>
-        <a:font script="Osma" typeface="Ebrima"/>
-        <a:font script="Phag" typeface="Phagspa"/>
-        <a:font script="Syrn" typeface="Estrangelo Edessa"/>
-        <a:font script="Syrj" typeface="Estrangelo Edessa"/>
-        <a:font script="Syre" typeface="Estrangelo Edessa"/>
-        <a:font script="Sora" typeface="Nirmala UI"/>
-        <a:font script="Tale" typeface="Microsoft Tai Le"/>
-        <a:font script="Talu" typeface="Microsoft New Tai Lue"/>
-        <a:font script="Tfng" typeface="Ebrima"/>
-      </a:minorFont>
-    </a:fontScheme>
-    <a:fmtScheme name="Office">
-      <a:fillStyleLst>
-        <a:solidFill>
-          <a:schemeClr val="phClr"/>
-        </a:solidFill>
-        <a:gradFill rotWithShape="true">
-          <a:gsLst>
-            <a:gs pos="0">
-              <a:schemeClr val="phClr">
-                <a:lumMod val="110000"/>
-                <a:satMod val="105000"/>
-                <a:tint val="67000"/>
-              </a:schemeClr>
-            </a:gs>
-            <a:gs pos="50000">
-              <a:schemeClr val="phClr">
-                <a:lumMod val="105000"/>
-                <a:satMod val="103000"/>
-                <a:tint val="73000"/>
-              </a:schemeClr>
-            </a:gs>
-            <a:gs pos="100000">
-              <a:schemeClr val="phClr">
-                <a:lumMod val="105000"/>
-                <a:satMod val="109000"/>
-                <a:tint val="81000"/>
-              </a:schemeClr>
-            </a:gs>
-          </a:gsLst>
-          <a:lin ang="5400000" scaled="false"/>
-        </a:gradFill>
-        <a:gradFill rotWithShape="true">
-          <a:gsLst>
-            <a:gs pos="0">
-              <a:schemeClr val="phClr">
-                <a:satMod val="103000"/>
-                <a:lumMod val="102000"/>
-                <a:tint val="94000"/>
-              </a:schemeClr>
-            </a:gs>
-            <a:gs pos="50000">
-              <a:schemeClr val="phClr">
-                <a:satMod val="110000"/>
-                <a:lumMod val="100000"/>
-                <a:shade val="100000"/>
-              </a:schemeClr>
-            </a:gs>
-            <a:gs pos="100000">
-              <a:schemeClr val="phClr">
-                <a:lumMod val="99000"/>
-                <a:satMod val="120000"/>
-                <a:shade val="78000"/>
-              </a:schemeClr>
-            </a:gs>
-          </a:gsLst>
-          <a:lin ang="5400000" scaled="false"/>
-        </a:gradFill>
-      </a:fillStyleLst>
-      <a:lnStyleLst>
-        <a:ln w="6350" cap="flat" cmpd="sng" algn="ctr">
-          <a:solidFill>
-            <a:schemeClr val="phClr"/>
-          </a:solidFill>
-          <a:prstDash val="solid"/>
-          <a:miter lim="800000"/>
-        </a:ln>
-        <a:ln w="12700" cap="flat" cmpd="sng" algn="ctr">
-          <a:solidFill>
-            <a:schemeClr val="phClr"/>
-          </a:solidFill>
-          <a:prstDash val="solid"/>
-          <a:miter lim="800000"/>
-        </a:ln>
-        <a:ln w="19050" cap="flat" cmpd="sng" algn="ctr">
-          <a:solidFill>
-            <a:schemeClr val="phClr"/>
-          </a:solidFill>
-          <a:prstDash val="solid"/>
-          <a:miter lim="800000"/>
-        </a:ln>
-      </a:lnStyleLst>
-      <a:effectStyleLst>
-        <a:effectStyle>
-          <a:effectLst/>
-        </a:effectStyle>
-        <a:effectStyle>
-          <a:effectLst/>
-        </a:effectStyle>
-        <a:effectStyle>
-          <a:effectLst>
-            <a:outerShdw blurRad="57150" dist="19050" dir="5400000" algn="ctr" rotWithShape="false">
-              <a:srgbClr val="000000">
-                <a:alpha val="63000"/>
-              </a:srgbClr>
-            </a:outerShdw>
-          </a:effectLst>
-        </a:effectStyle>
-      </a:effectStyleLst>
-      <a:bgFillStyleLst>
-        <a:solidFill>
-          <a:schemeClr val="phClr"/>
-        </a:solidFill>
-        <a:solidFill>
-          <a:schemeClr val="phClr">
-            <a:tint val="95000"/>
-            <a:satMod val="170000"/>
-          </a:schemeClr>
-        </a:solidFill>
-        <a:gradFill rotWithShape="true">
-          <a:gsLst>
-            <a:gs pos="0">
-              <a:schemeClr val="phClr">
-                <a:tint val="93000"/>
-                <a:satMod val="150000"/>
-                <a:shade val="98000"/>
-                <a:lumMod val="102000"/>
-              </a:schemeClr>
-            </a:gs>
-            <a:gs pos="50000">
-              <a:schemeClr val="phClr">
-                <a:tint val="98000"/>
-                <a:satMod val="130000"/>
-                <a:shade val="90000"/>
-                <a:lumMod val="103000"/>
-              </a:schemeClr>
-            </a:gs>
-            <a:gs pos="100000">
-              <a:schemeClr val="phClr">
-                <a:shade val="63000"/>
-                <a:satMod val="120000"/>
-              </a:schemeClr>
-            </a:gs>
-          </a:gsLst>
-          <a:lin ang="5400000" scaled="false"/>
-        </a:gradFill>
-      </a:bgFillStyleLst>
-    </a:fmtScheme>
-  </a:themeElements>
-  <a:objectDefaults/>
-  <a:extraClrSchemeLst/>
-</a:theme>
 </file>